--- a/pcd_automation/processos/PCD_2026_000345678_001_Ricardo_Nunes_Pereira_2026-03-09/05_notificacao_sindicado_audicao.docx
+++ b/pcd_automation/processos/PCD_2026_000345678_001_Ricardo_Nunes_Pereira_2026-03-09/05_notificacao_sindicado_audicao.docx
@@ -469,7 +469,7 @@
           <w:sz w:val="22"/>
           <w:rtl w:val="0"/>
         </w:rPr>
-        <w:t xml:space="preserve">Notifico-lhe a comparecer, facultativamente, no dia 18 de março de 2026, as 14 horas, na sede do 34 BPM, a fim de assistir a audição da testemunha </w:t>
+        <w:t xml:space="preserve">Notifico-lhe a comparecer, facultativamente, no dia 18 de março de 2026, as 14h00min, na sede do 34 BPM, a fim de assistir a audição da testemunha </w:t>
       </w:r>
       <w:r>
         <w:rPr>
